--- a/docs/manuals/OPELSS_Administrator_Manual.docx
+++ b/docs/manuals/OPELSS_Administrator_Manual.docx
@@ -987,7 +987,7 @@
         <w:pStyle w:val="Heading1"/>
       </w:pPr>
       <w:r>
-        <w:t xml:space="preserve">Everyday Records (Assets, Visitors, Enquiries)</w:t>
+        <w:t xml:space="preserve">Everyday Records (Assets, Visitors, Programmes, Enquiries)</w:t>
       </w:r>
     </w:p>
     <w:p>
@@ -1035,6 +1035,19 @@
       </w:pPr>
       <w:r>
         <w:t xml:space="preserve">Enquiries — manage and escalate student enquiries from any lab.</w:t>
+      </w:r>
+    </w:p>
+    <w:p>
+      <w:pPr>
+        <w:pStyle w:val="ListParagraph"/>
+        <w:numPr>
+          <w:ilvl w:val="0"/>
+          <w:numId w:val="7"/>
+        </w:numPr>
+        <w:spacing w:after="40"/>
+      </w:pPr>
+      <w:r>
+        <w:t xml:space="preserve">Programmes — view programmes from any lab, filter by date, lab, province or facilitator, and export. The Facilitated By column records who actually ran each programme, which is the audit trail for community engagement.</w:t>
       </w:r>
     </w:p>
     <w:p>
@@ -1130,7 +1143,7 @@
         <w:spacing w:after="40"/>
       </w:pPr>
       <w:r>
-        <w:t xml:space="preserve">Reports — generate and export consolidated reports across the network.</w:t>
+        <w:t xml:space="preserve">Reports — generate and export consolidated reports across the network. Choose the report type and filters, then click “Download”.</w:t>
       </w:r>
     </w:p>
     <w:p>
